--- a/content-src/docx/I G 2004 05 15 Les  Murray.docx
+++ b/content-src/docx/I G 2004 05 15 Les  Murray.docx
@@ -62,30 +62,39 @@
         <w:t>h has struck some readers as dogmatic and simplistic. In his 1996 collection Subhuman Redneck Poems , for example, "A Brief History" includes the lines:</w:t>
       </w:r>
     </w:p>
-    <w:p/>
-    <w:p>
-      <w:r>
-        <w:t xml:space="preserve">   "All of people's Australia, its churches and lore</w:t>
-      </w:r>
-    </w:p>
-    <w:p>
+    <w:p>
+      <w:r>
+        <w:t xml:space="preserve">&lt;quote&gt;</w:t>
+      </w:r>
+      <w:r>
+        <w:t xml:space="preserve">   All of people's Australia, its churches and lore</w:t>
+      </w:r>
+      <w:r>
+        <w:br/>
+      </w:r>
       <w:r>
         <w:t xml:space="preserve">   are gang-raped by satire self-righteous as war</w:t>
       </w:r>
-    </w:p>
-    <w:p>
+      <w:r>
+        <w:br/>
+      </w:r>
       <w:r>
         <w:t xml:space="preserve">   and, from trawling fresh victims to set on the poor,</w:t>
       </w:r>
-    </w:p>
-    <w:p>
+      <w:r>
+        <w:br/>
+      </w:r>
       <w:r>
         <w:t xml:space="preserve">   our mandarins now, in one more evasion</w:t>
       </w:r>
-    </w:p>
-    <w:p>
-      <w:r>
-        <w:t xml:space="preserve">   of love and themselves, declare us Asian."</w:t>
+      <w:r>
+        <w:br/>
+      </w:r>
+      <w:r>
+        <w:t xml:space="preserve">   of love and themselves, declare us Asian.</w:t>
+      </w:r>
+      <w:r>
+        <w:t xml:space="preserve">&lt;/quote&gt;</w:t>
       </w:r>
     </w:p>
     <w:p/>
@@ -190,47 +199,57 @@
         <w:t>The story is told in the last version of "The Steel", a poem Murray revised in light of his discovery of the whole story; though the class animus is still strong:</w:t>
       </w:r>
     </w:p>
-    <w:p/>
-    <w:p>
-      <w:r>
-        <w:t xml:space="preserve">   "Perhaps we were wrong</w:t>
-      </w:r>
-    </w:p>
-    <w:p>
+    <w:p>
+      <w:r>
+        <w:t xml:space="preserve">&lt;quote&gt;</w:t>
+      </w:r>
+      <w:r>
+        <w:t xml:space="preserve">   Perhaps we were wrong</w:t>
+      </w:r>
+      <w:r>
+        <w:br/>
+      </w:r>
       <w:r>
         <w:t xml:space="preserve">   to make a scapegoat out of you;</w:t>
       </w:r>
-    </w:p>
-    <w:p>
+      <w:r>
+        <w:br/>
+      </w:r>
       <w:r>
         <w:t xml:space="preserve">   perhaps there was no stain</w:t>
       </w:r>
-    </w:p>
-    <w:p>
-      <w:r>
-        <w:lastRenderedPageBreak/>
+      <w:r>
+        <w:br/>
+      </w:r>
+      <w:r>
         <w:t xml:space="preserve">   of class in your decision,</w:t>
       </w:r>
-    </w:p>
-    <w:p/>
-    <w:p>
+      <w:r>
+        <w:br/>
+      </w:r>
       <w:r>
         <w:t xml:space="preserve">   no view that two framed degrees</w:t>
       </w:r>
-    </w:p>
-    <w:p>
+      <w:r>
+        <w:br/>
+      </w:r>
       <w:r>
         <w:t xml:space="preserve">   outweighed a dairy.</w:t>
       </w:r>
-    </w:p>
-    <w:p>
+      <w:r>
+        <w:br/>
+      </w:r>
       <w:r>
         <w:t xml:space="preserve">   It's nothing, dear:</w:t>
       </w:r>
-    </w:p>
-    <w:p>
-      <w:r>
-        <w:t xml:space="preserve">   Just some excited hillbilly -"</w:t>
+      <w:r>
+        <w:br/>
+      </w:r>
+      <w:r>
+        <w:t xml:space="preserve">   Just some excited hillbilly -</w:t>
+      </w:r>
+      <w:r>
+        <w:t xml:space="preserve">&lt;/quote&gt;</w:t>
       </w:r>
     </w:p>
     <w:p/>
@@ -285,25 +304,33 @@
         <w:t>After more than 30 years, memories of this time would provoke a breakdown. He wrote explicitly about the experience only much later, especially in Subhuman Redneck Poems (1996), linking the schoolyard bullying with all forms of mob mentality and persecution, right up to fascism:</w:t>
       </w:r>
     </w:p>
-    <w:p/>
-    <w:p>
-      <w:r>
-        <w:t xml:space="preserve">   "Sex is a Nazi. The students all knew</w:t>
-      </w:r>
-    </w:p>
-    <w:p>
+    <w:p>
+      <w:r>
+        <w:t xml:space="preserve">&lt;quote&gt;</w:t>
+      </w:r>
+      <w:r>
+        <w:t xml:space="preserve">   Sex is a Nazi. The students all knew</w:t>
+      </w:r>
+      <w:r>
+        <w:br/>
+      </w:r>
       <w:r>
         <w:t xml:space="preserve">   this at your school. To it, everyone's subhuman</w:t>
       </w:r>
-    </w:p>
-    <w:p>
+      <w:r>
+        <w:br/>
+      </w:r>
       <w:r>
         <w:t xml:space="preserve">   for parts of their lives. Some are all their lives.</w:t>
       </w:r>
-    </w:p>
-    <w:p>
-      <w:r>
-        <w:t xml:space="preserve">   You'll be one of those if these things worry you."</w:t>
+      <w:r>
+        <w:br/>
+      </w:r>
+      <w:r>
+        <w:t xml:space="preserve">   You'll be one of those if these things worry you.</w:t>
+      </w:r>
+      <w:r>
+        <w:t xml:space="preserve">&lt;/quote&gt;</w:t>
       </w:r>
     </w:p>
     <w:p/>
@@ -471,26 +498,30 @@
         <w:t xml:space="preserve"> for us, not thousands of miles away, but here where we live".</w:t>
       </w:r>
     </w:p>
-    <w:p/>
-    <w:p>
-      <w:r>
-        <w:t xml:space="preserve">Peter Porter wrote recently of contradictions Murray's work throws up: "Murray's stance is ostensibly generous: he sees it as his duty to protect ordinary people from culture snobs, but his own art is </w:t>
-      </w:r>
-      <w:proofErr w:type="spellStart"/>
-      <w:r>
-        <w:t>prac</w:t>
-      </w:r>
-      <w:proofErr w:type="spellEnd"/>
+    <w:p>
+      <w:r>
+        <w:t xml:space="preserve">Peter Porter wrote recently of contradictions Murray's work throws up: </w:t>
+      </w:r>
+      <w:r>
+        <w:t xml:space="preserve">&lt;quote&gt;</w:t>
+      </w:r>
+      <w:r>
+        <w:t xml:space="preserve">Murray's stance is ostensibly generous: he sees it as his duty to protect ordinary people from culture snobs, but his own art is </w:t>
+      </w:r>
+      <w:r>
+        <w:t xml:space="preserve">prac</w:t>
+      </w:r>
       <w:r>
         <w:t xml:space="preserve"> </w:t>
       </w:r>
-      <w:proofErr w:type="spellStart"/>
-      <w:r>
-        <w:t>tised</w:t>
-      </w:r>
-      <w:proofErr w:type="spellEnd"/>
-      <w:r>
-        <w:t xml:space="preserve"> at a level of elite virtuosity. He is for the people, but he continues to write over their heads in the high style required if he is to confront his educated enemies. It's an observable paradox that among his political and social opponents there are many admirers of his poetry. It is essential to him that they remain identifiable as enemies."</w:t>
+      <w:r>
+        <w:t xml:space="preserve">tised</w:t>
+      </w:r>
+      <w:r>
+        <w:t xml:space="preserve"> at a level of elite virtuosity. He is for the people, but he continues to write over their heads in the high style required if he is to confront his educated enemies. It's an observable paradox that among his political and social opponents there are many admirers of his poetry. It is essential to him that they remain identifiable as enemies.</w:t>
+      </w:r>
+      <w:r>
+        <w:t xml:space="preserve">&lt;/quote&gt;</w:t>
       </w:r>
     </w:p>
     <w:p/>

--- a/content-src/docx/I G 2004 05 15 Les  Murray.docx
+++ b/content-src/docx/I G 2004 05 15 Les  Murray.docx
@@ -158,7 +158,7 @@
       </w:r>
       <w:proofErr w:type="spellEnd"/>
       <w:r>
-        <w:t xml:space="preserve"> with such suppleness. As one of Murray's younger admirers, the Australian poet and critic John Kinsella, remarks: "Interestingly, he is tone-deaf, and his work actually relies on very specific received rhythms... those of the 'bush ballad', the popular song, the movement of a car or a tractor or a horse galloping... The poems quicken in pace linguistically, though the </w:t>
+        <w:t xml:space="preserve"> with such suppleness. As one of Murray's younger admirers, the Australian poet and critic John Kinsella, remarks: "Interestingly, he is tone-deaf, and his work actually relies on very specific received rhythms… those of the 'bush ballad', the popular song, the movement of a car or a tractor or a horse galloping… The poems quicken in pace linguistically, though the </w:t>
       </w:r>
       <w:proofErr w:type="spellStart"/>
       <w:r>
@@ -336,7 +336,7 @@
     <w:p/>
     <w:p>
       <w:r>
-        <w:t>"Essentially my politics come from that - I will not be bullied... chased around and managed by applied fashion," he says.</w:t>
+        <w:t>"Essentially my politics come from that - I will not be bullied… chased around and managed by applied fashion," he says.</w:t>
       </w:r>
     </w:p>
     <w:p/>
@@ -349,7 +349,7 @@
         <w:t>That's what I can do'." He also discovered an Australian poetic tradition, encouraging him to throw off the attitude of "cultural cringe", whereby Australian poets felt inferior to the traditions of British poetry. "I never meant to 'join' high art - I meant to match it. I wouldn't read the poetry they set us at university, because I regarded them as collaborators. Still haven't read Keats. I had this funny attitude: this was the enemy's poetry. I read everything else; the entire corpus of poetry from aroun</w:t>
       </w:r>
       <w:r>
-        <w:t>d the world: Irish, Latin and Greek..."</w:t>
+        <w:t>d the world: Irish, Latin and Greek…"</w:t>
       </w:r>
     </w:p>
     <w:p/>
@@ -593,7 +593,7 @@
     <w:p/>
     <w:p>
       <w:r>
-        <w:t xml:space="preserve">Murray, who has Aboriginal relatives by marriage, once wrote, "whether I have Aboriginal ancestry I don't know... it would be such a simple solution to all my worries. I would be fashionable, there would be no more literary rivalry... If I were part-Aboriginal, I would be </w:t>
+        <w:t xml:space="preserve">Murray, who has Aboriginal relatives by marriage, once wrote, "whether I have Aboriginal ancestry I don't know… it would be such a simple solution to all my worries. I would be fashionable, there would be no more literary rivalry… If I were part-Aboriginal, I would be </w:t>
       </w:r>
       <w:proofErr w:type="spellStart"/>
       <w:r>
